--- a/CIMS.docx
+++ b/CIMS.docx
@@ -180,13 +180,13 @@
       </w:r>
     </w:p>
     <w:bookmarkEnd w:id="11"/>
-    <w:bookmarkStart w:id="12" w:name="the-construction-of-cims-early-2000s"/>
+    <w:bookmarkStart w:id="12" w:name="construction-of-cims-early-2000s"/>
     <w:p>
       <w:pPr>
         <w:pStyle w:val="Heading2"/>
       </w:pPr>
       <w:r>
-        <w:t xml:space="preserve">1.2 The construction of CIMS (early 2000s)</w:t>
+        <w:t xml:space="preserve">1.2 Construction of CIMS (early 2000s)</w:t>
       </w:r>
     </w:p>
     <w:p>
@@ -420,13 +420,13 @@
       </w:r>
     </w:p>
     <w:bookmarkEnd w:id="12"/>
-    <w:bookmarkStart w:id="13" w:name="implementation-evolution"/>
+    <w:bookmarkStart w:id="13" w:name="evolution"/>
     <w:p>
       <w:pPr>
         <w:pStyle w:val="Heading2"/>
       </w:pPr>
       <w:r>
-        <w:t xml:space="preserve">1.3 Implementation evolution</w:t>
+        <w:t xml:space="preserve">1.3 Evolution</w:t>
       </w:r>
     </w:p>
     <w:p>
@@ -454,13 +454,13 @@
       </w:r>
     </w:p>
     <w:bookmarkEnd w:id="13"/>
-    <w:bookmarkStart w:id="14" w:name="maintenance-and-current-status"/>
+    <w:bookmarkStart w:id="14" w:name="current-status"/>
     <w:p>
       <w:pPr>
         <w:pStyle w:val="Heading2"/>
       </w:pPr>
       <w:r>
-        <w:t xml:space="preserve">1.4 Maintenance and current status</w:t>
+        <w:t xml:space="preserve">1.4 Current status</w:t>
       </w:r>
     </w:p>
     <w:p>
